--- a/Project Documents/7. Project Documentation/Project Executable Files.docx
+++ b/Project Documents/7. Project Documentation/Project Executable Files.docx
@@ -798,7 +798,7 @@
               <w:rPr>
                 <w:sz w:val="20"/>
               </w:rPr>
-              <w:t>Yes (EduGenie/tests, 31 passing)</w:t>
+              <w:t>Yes (EduGenie/tests, 40 passing)</w:t>
             </w:r>
           </w:p>
         </w:tc>
@@ -1541,7 +1541,7 @@
               <w:rPr>
                 <w:sz w:val="19"/>
               </w:rPr>
-              <w:t>Requires an internet connection and a valid Gemini API key; free-tier keys are rate-limited (HTTP 429).</w:t>
+              <w:t>Requires an internet connection and a valid Gemini API key; Gemini models are sometimes overloaded (HTTP 503 "high demand") and free-tier keys are rate-limited (HTTP 429).</w:t>
             </w:r>
           </w:p>
         </w:tc>
@@ -1558,7 +1558,7 @@
               <w:rPr>
                 <w:sz w:val="19"/>
               </w:rPr>
-              <w:t>Wait a minute and retry, or use a paid key. The UI shows a clear error message.</w:t>
+              <w:t>Handled automatically: retries with exponential backoff, then backup models (GEMINI_FALLBACK_MODELS). If all are busy, the UI shows a message with a Try again button.</w:t>
             </w:r>
           </w:p>
         </w:tc>
